--- a/zhs/docx/03.02.content.docx
+++ b/zhs/docx/03.02.content.docx
@@ -348,7 +348,7 @@
       <w:r>
         <w:drawing>
           <wp:inline xmlns:a="http://schemas.openxmlformats.org/drawingml/2006/main" xmlns:pic="http://schemas.openxmlformats.org/drawingml/2006/picture">
-            <wp:extent cx="1463040" cy="1034721"/>
+            <wp:extent cx="6096000" cy="4311339"/>
             <wp:docPr id="1" name="Picture 1"/>
             <wp:cNvGraphicFramePr>
               <a:graphicFrameLocks noChangeAspect="1"/>
@@ -369,7 +369,7 @@
                   <pic:spPr>
                     <a:xfrm>
                       <a:off x="0" y="0"/>
-                      <a:ext cx="1463040" cy="1034721"/>
+                      <a:ext cx="6096000" cy="4311339"/>
                     </a:xfrm>
                     <a:prstGeom prst="rect"/>
                   </pic:spPr>
@@ -398,7 +398,7 @@
       <w:r>
         <w:drawing>
           <wp:inline xmlns:a="http://schemas.openxmlformats.org/drawingml/2006/main" xmlns:pic="http://schemas.openxmlformats.org/drawingml/2006/picture">
-            <wp:extent cx="1463040" cy="1017691"/>
+            <wp:extent cx="6096000" cy="4240378"/>
             <wp:docPr id="2" name="Picture 2"/>
             <wp:cNvGraphicFramePr>
               <a:graphicFrameLocks noChangeAspect="1"/>
@@ -419,7 +419,7 @@
                   <pic:spPr>
                     <a:xfrm>
                       <a:off x="0" y="0"/>
-                      <a:ext cx="1463040" cy="1017691"/>
+                      <a:ext cx="6096000" cy="4240378"/>
                     </a:xfrm>
                     <a:prstGeom prst="rect"/>
                   </pic:spPr>
@@ -448,7 +448,7 @@
       <w:r>
         <w:drawing>
           <wp:inline xmlns:a="http://schemas.openxmlformats.org/drawingml/2006/main" xmlns:pic="http://schemas.openxmlformats.org/drawingml/2006/picture">
-            <wp:extent cx="1463040" cy="1034721"/>
+            <wp:extent cx="6096000" cy="4311339"/>
             <wp:docPr id="3" name="Picture 3"/>
             <wp:cNvGraphicFramePr>
               <a:graphicFrameLocks noChangeAspect="1"/>
@@ -469,7 +469,7 @@
                   <pic:spPr>
                     <a:xfrm>
                       <a:off x="0" y="0"/>
-                      <a:ext cx="1463040" cy="1034721"/>
+                      <a:ext cx="6096000" cy="4311339"/>
                     </a:xfrm>
                     <a:prstGeom prst="rect"/>
                   </pic:spPr>
@@ -498,7 +498,7 @@
       <w:r>
         <w:drawing>
           <wp:inline xmlns:a="http://schemas.openxmlformats.org/drawingml/2006/main" xmlns:pic="http://schemas.openxmlformats.org/drawingml/2006/picture">
-            <wp:extent cx="1463040" cy="1034721"/>
+            <wp:extent cx="6096000" cy="4311339"/>
             <wp:docPr id="4" name="Picture 4"/>
             <wp:cNvGraphicFramePr>
               <a:graphicFrameLocks noChangeAspect="1"/>
@@ -519,7 +519,7 @@
                   <pic:spPr>
                     <a:xfrm>
                       <a:off x="0" y="0"/>
-                      <a:ext cx="1463040" cy="1034721"/>
+                      <a:ext cx="6096000" cy="4311339"/>
                     </a:xfrm>
                     <a:prstGeom prst="rect"/>
                   </pic:spPr>
@@ -4470,7 +4470,7 @@
       <w:r>
         <w:drawing>
           <wp:inline xmlns:a="http://schemas.openxmlformats.org/drawingml/2006/main" xmlns:pic="http://schemas.openxmlformats.org/drawingml/2006/picture">
-            <wp:extent cx="1463040" cy="1034721"/>
+            <wp:extent cx="6096000" cy="4311339"/>
             <wp:docPr id="5" name="Picture 5"/>
             <wp:cNvGraphicFramePr>
               <a:graphicFrameLocks noChangeAspect="1"/>
@@ -4491,7 +4491,7 @@
                   <pic:spPr>
                     <a:xfrm>
                       <a:off x="0" y="0"/>
-                      <a:ext cx="1463040" cy="1034721"/>
+                      <a:ext cx="6096000" cy="4311339"/>
                     </a:xfrm>
                     <a:prstGeom prst="rect"/>
                   </pic:spPr>
@@ -5044,7 +5044,7 @@
       <w:r>
         <w:drawing>
           <wp:inline xmlns:a="http://schemas.openxmlformats.org/drawingml/2006/main" xmlns:pic="http://schemas.openxmlformats.org/drawingml/2006/picture">
-            <wp:extent cx="1463040" cy="1034721"/>
+            <wp:extent cx="6096000" cy="4311339"/>
             <wp:docPr id="7" name="Picture 7"/>
             <wp:cNvGraphicFramePr>
               <a:graphicFrameLocks noChangeAspect="1"/>
@@ -5065,7 +5065,7 @@
                   <pic:spPr>
                     <a:xfrm>
                       <a:off x="0" y="0"/>
-                      <a:ext cx="1463040" cy="1034721"/>
+                      <a:ext cx="6096000" cy="4311339"/>
                     </a:xfrm>
                     <a:prstGeom prst="rect"/>
                   </pic:spPr>
